--- a/manual.docx
+++ b/manual.docx
@@ -3857,7 +3857,7 @@
           <w:sz w:val="20"/>
           <w:szCs w:val="20"/>
         </w:rPr>
-        <w:t xml:space="preserve">  │     ├── 008.jpg  ← 8枚目: 裏蓋 ★AI解析</w:t>
+        <w:t xml:space="preserve">  │     ├── 008.jpg  ← 8枚目: 裏蓋正面</w:t>
       </w:r>
     </w:p>
     <w:p>
@@ -3872,7 +3872,7 @@
           <w:sz w:val="20"/>
           <w:szCs w:val="20"/>
         </w:rPr>
-        <w:t xml:space="preserve">  │     ├── 009.jpg  ← 9枚目: 裏蓋正面</w:t>
+        <w:t xml:space="preserve">  │     ├── 009.jpg  ← 9枚目: 裏蓋 ★AI解析</w:t>
       </w:r>
     </w:p>
     <w:p>
@@ -5516,6 +5516,89 @@
                 <w:szCs w:val="20"/>
               </w:rPr>
               <w:t xml:space="preserve">型番・素材・防水を手動入力</w:t>
+            </w:r>
+          </w:p>
+        </w:tc>
+      </w:tr>
+      <w:tr>
+        <w:tc>
+          <w:tcPr>
+            <w:tcW w:type="dxa" w:w="2800"/>
+            <w:tcBorders>
+              <w:top w:val="single" w:color="D5D8DC" w:sz="1"/>
+              <w:left w:val="single" w:color="D5D8DC" w:sz="1"/>
+              <w:bottom w:val="single" w:color="D5D8DC" w:sz="1"/>
+              <w:right w:val="single" w:color="D5D8DC" w:sz="1"/>
+            </w:tcBorders>
+            <w:tcMar>
+              <w:top w:type="dxa" w:w="80"/>
+              <w:left w:type="dxa" w:w="120"/>
+              <w:bottom w:type="dxa" w:w="80"/>
+              <w:right w:type="dxa" w:w="120"/>
+            </w:tcMar>
+          </w:tcPr>
+          <w:p>
+            <w:r>
+              <w:rPr>
+                <w:rFonts w:ascii="Meiryo" w:cs="Meiryo" w:eastAsia="Meiryo" w:hAnsi="Meiryo"/>
+                <w:sz w:val="20"/>
+                <w:szCs w:val="20"/>
+              </w:rPr>
+              <w:t xml:space="preserve">裏蓋エラー（9枚目なし）</w:t>
+            </w:r>
+          </w:p>
+        </w:tc>
+        <w:tc>
+          <w:tcPr>
+            <w:tcW w:type="dxa" w:w="3426"/>
+            <w:tcBorders>
+              <w:top w:val="single" w:color="D5D8DC" w:sz="1"/>
+              <w:left w:val="single" w:color="D5D8DC" w:sz="1"/>
+              <w:bottom w:val="single" w:color="D5D8DC" w:sz="1"/>
+              <w:right w:val="single" w:color="D5D8DC" w:sz="1"/>
+            </w:tcBorders>
+            <w:tcMar>
+              <w:top w:type="dxa" w:w="80"/>
+              <w:left w:type="dxa" w:w="120"/>
+              <w:bottom w:type="dxa" w:w="80"/>
+              <w:right w:type="dxa" w:w="120"/>
+            </w:tcMar>
+          </w:tcPr>
+          <w:p>
+            <w:r>
+              <w:rPr>
+                <w:rFonts w:ascii="Meiryo" w:cs="Meiryo" w:eastAsia="Meiryo" w:hAnsi="Meiryo"/>
+                <w:sz w:val="20"/>
+                <w:szCs w:val="20"/>
+              </w:rPr>
+              <w:t xml:space="preserve">商品写真が8枚以下（裏蓋画像が無い）</w:t>
+            </w:r>
+          </w:p>
+        </w:tc>
+        <w:tc>
+          <w:tcPr>
+            <w:tcW w:type="dxa" w:w="2800"/>
+            <w:tcBorders>
+              <w:top w:val="single" w:color="D5D8DC" w:sz="1"/>
+              <w:left w:val="single" w:color="D5D8DC" w:sz="1"/>
+              <w:bottom w:val="single" w:color="D5D8DC" w:sz="1"/>
+              <w:right w:val="single" w:color="D5D8DC" w:sz="1"/>
+            </w:tcBorders>
+            <w:tcMar>
+              <w:top w:type="dxa" w:w="80"/>
+              <w:left w:type="dxa" w:w="120"/>
+              <w:bottom w:type="dxa" w:w="80"/>
+              <w:right w:type="dxa" w:w="120"/>
+            </w:tcMar>
+          </w:tcPr>
+          <w:p>
+            <w:r>
+              <w:rPr>
+                <w:rFonts w:ascii="Meiryo" w:cs="Meiryo" w:eastAsia="Meiryo" w:hAnsi="Meiryo"/>
+                <w:sz w:val="20"/>
+                <w:szCs w:val="20"/>
+              </w:rPr>
+              <w:t xml:space="preserve">撮影漏れを確認して再撮影・再実行、または型番・素材・防水を手動入力</w:t>
             </w:r>
           </w:p>
         </w:tc>

--- a/manual.docx
+++ b/manual.docx
@@ -4044,7 +4044,7 @@
                 <w:sz w:val="20"/>
                 <w:szCs w:val="20"/>
               </w:rPr>
-              <w:t xml:space="preserve">フォルダ名は「1234567_商品名」のように先頭が数字で始まる必要があります。この数字部分が管理番号になります。画像はファイル名の昇順で自動ソートされるので、撮影順に番号が付いていれば問題ありません。画像枚数は1商品あたり9枚（コメントシールなし）〜14枚（コメントシール最大5枚）です。商品写真は必ず9枚にしてください（不足するとコメントシールの位置がずれ、読み取りから漏れます）。</w:t>
+              <w:t xml:space="preserve">フォルダ名は「1234567_商品名」のように先頭が数字で始まる必要があります。この数字部分が管理番号になります。画像はファイル名の昇順で自動ソートされるので、撮影順に番号が付いていれば問題ありません。ファイル名の末尾に「_01」〜「_14」のような連番がある場合はその番号で何枚目かを判定するため、撮影漏れで「_09」（裏蓋）が欠けても、処理ステータスに「裏蓋エラー（9枚目なし）」と表示したうえでコメントシールは正しく読み取られます。画像枚数は1商品あたり9枚（コメントシールなし）〜14枚（コメントシール最大5枚）です。商品写真は必ず9枚にしてください（不足するとコメントシールの位置がずれ、読み取りから漏れます）。</w:t>
             </w:r>
           </w:p>
         </w:tc>

--- a/manual.docx
+++ b/manual.docx
@@ -2072,7 +2072,7 @@
                 <w:sz w:val="20"/>
                 <w:szCs w:val="20"/>
               </w:rPr>
-              <w:t xml:space="preserve">1商品あたり2〜7枚の画像だけをAIが解析します（正面・裏蓋・コメントシール最大5枚）。残りの画像は出品用としてそのまま使えます。</w:t>
+              <w:t xml:space="preserve">1商品あたり最大8枚の画像だけをAIが解析します（正面・斜め・裏蓋・コメントシール最大5枚）。残りの画像は出品用としてそのまま使えます。</w:t>
             </w:r>
           </w:p>
         </w:tc>
@@ -5571,7 +5571,7 @@
                 <w:sz w:val="20"/>
                 <w:szCs w:val="20"/>
               </w:rPr>
-              <w:t xml:space="preserve">商品写真が8枚以下（裏蓋画像が無い）</w:t>
+              <w:t xml:space="preserve">9枚目（裏蓋）の画像が無い（商品写真が8枚以下、またはファイル名の「_09」が欠番）</w:t>
             </w:r>
           </w:p>
         </w:tc>
